--- a/docs/clients/group-order/Group2_Esperia_Energy/contracts/v6/CLIENT-PACKAGE/04-OEM-Direct-Warranty-Undertaking-G1-G2.docx
+++ b/docs/clients/group-order/Group2_Esperia_Energy/contracts/v6/CLIENT-PACKAGE/04-OEM-Direct-Warranty-Undertaking-G1-G2.docx
@@ -158,7 +158,7 @@
           <w:i w:val="0"/>
           <w:sz w:val="21"/>
         </w:rPr>
-        <w:t>2.1  SOH (State of Health), per the product Technical Agreement, as confirmed by the manufacturer: End of Year 5 ≥ 85%; End of Year 10 ≥ 79.58%; End of Year 15 ≥ 70% (1 cycle/day).</w:t>
+        <w:t>2.1  SOH (State of Health), per the product Technical Agreement, as confirmed by the manufacturer: End of Year 5 ≥ 86.78%; End of Year 10 ≥ 79.58%; End of Year 15 ≥ 73.61% (0.25P, 1 cycle/day — per Linyang's Power Atlantic 5MWh Degradation Curve reference document, confirmed against this Project's 4-hour system duration).</w:t>
       </w:r>
     </w:p>
     <w:p>
@@ -169,7 +169,7 @@
           <w:i w:val="0"/>
           <w:sz w:val="21"/>
         </w:rPr>
-        <w:t>2.2  Within the base five (5) year warranty, the guaranteed SOH point is Year 5 (≥ 85%). The Year 10 and Year 15 SOH guarantees apply only where the End-Customer has purchased the extended warranty for years 6–15 (manufacturer rates: BESS €913.92/MWh/yr for years 6–10 and €1,157.62/MWh/yr for years 11–15; PCS+MVS €747.76 and €926.10 respectively), or under the LTSA. Maximum OEM SOH guarantee is fifteen (15) years.</w:t>
+        <w:t>2.2  Within the base five (5) year warranty, the guaranteed SOH point is Year 5 (≥ 86.78%). The Year 10 and Year 15 SOH guarantees apply only where the End-Customer has purchased the extended warranty for years 6–15 (manufacturer rates: BESS €913.92/MWh/yr for years 6–10 and €1,157.62/MWh/yr for years 11–15; PCS+MVS €747.76 and €926.10 respectively), or under the LTSA. Maximum OEM SOH guarantee is fifteen (15) years.</w:t>
       </w:r>
     </w:p>
     <w:p>
@@ -191,7 +191,7 @@
           <w:i w:val="0"/>
           <w:sz w:val="21"/>
         </w:rPr>
-        <w:t>2.4  Cycle life: 7,000 equivalent full cycles to 70% end-of-life at 0.5C, 90% DoD, 25°C as confirmed by the manufacturer.</w:t>
+        <w:t>2.4  Cycle life: 8,000 equivalent full cycles to 70% end-of-life at 0.5C, 90% DoD, 25°C as confirmed by the manufacturer.</w:t>
       </w:r>
     </w:p>
     <w:p>
